--- a/Git/Git指令.docx
+++ b/Git/Git指令.docx
@@ -46,7 +46,7 @@
           <w:pPr>
             <w:pStyle w:val="TOC2"/>
             <w:tabs>
-              <w:tab w:val="right" w:leader="dot" w:pos="8296"/>
+              <w:tab w:val="right" w:leader="dot" w:pos="10456"/>
             </w:tabs>
             <w:ind w:left="480"/>
             <w:rPr>
@@ -66,7 +66,7 @@
           <w:r>
             <w:fldChar w:fldCharType="separate"/>
           </w:r>
-          <w:hyperlink w:anchor="_Toc207219594" w:history="1">
+          <w:hyperlink w:anchor="_Toc212568439" w:history="1">
             <w:r>
               <w:rPr>
                 <w:rStyle w:val="a7"/>
@@ -104,7 +104,7 @@
                 <w:noProof/>
                 <w:webHidden/>
               </w:rPr>
-              <w:instrText>PAGEREF _Toc207219594 \h</w:instrText>
+              <w:instrText>PAGEREF _Toc212568439 \h</w:instrText>
             </w:r>
             <w:r>
               <w:rPr>
@@ -151,7 +151,7 @@
           <w:pPr>
             <w:pStyle w:val="TOC2"/>
             <w:tabs>
-              <w:tab w:val="right" w:leader="dot" w:pos="8296"/>
+              <w:tab w:val="right" w:leader="dot" w:pos="10456"/>
             </w:tabs>
             <w:ind w:left="480"/>
             <w:rPr>
@@ -162,7 +162,7 @@
               <w14:ligatures w14:val="standardContextual"/>
             </w:rPr>
           </w:pPr>
-          <w:hyperlink w:anchor="_Toc207219595" w:history="1">
+          <w:hyperlink w:anchor="_Toc212568440" w:history="1">
             <w:r>
               <w:rPr>
                 <w:rStyle w:val="a7"/>
@@ -200,7 +200,7 @@
                 <w:noProof/>
                 <w:webHidden/>
               </w:rPr>
-              <w:instrText>PAGEREF _Toc207219595 \h</w:instrText>
+              <w:instrText>PAGEREF _Toc212568440 \h</w:instrText>
             </w:r>
             <w:r>
               <w:rPr>
@@ -247,7 +247,7 @@
           <w:pPr>
             <w:pStyle w:val="TOC2"/>
             <w:tabs>
-              <w:tab w:val="right" w:leader="dot" w:pos="8296"/>
+              <w:tab w:val="right" w:leader="dot" w:pos="10456"/>
             </w:tabs>
             <w:ind w:left="480"/>
             <w:rPr>
@@ -258,7 +258,7 @@
               <w14:ligatures w14:val="standardContextual"/>
             </w:rPr>
           </w:pPr>
-          <w:hyperlink w:anchor="_Toc207219596" w:history="1">
+          <w:hyperlink w:anchor="_Toc212568441" w:history="1">
             <w:r>
               <w:rPr>
                 <w:rStyle w:val="a7"/>
@@ -296,7 +296,7 @@
                 <w:noProof/>
                 <w:webHidden/>
               </w:rPr>
-              <w:instrText>PAGEREF _Toc207219596 \h</w:instrText>
+              <w:instrText>PAGEREF _Toc212568441 \h</w:instrText>
             </w:r>
             <w:r>
               <w:rPr>
@@ -327,7 +327,7 @@
                 <w:noProof/>
                 <w:webHidden/>
               </w:rPr>
-              <w:t>3</w:t>
+              <w:t>2</w:t>
             </w:r>
             <w:r>
               <w:rPr>
@@ -343,7 +343,7 @@
           <w:pPr>
             <w:pStyle w:val="TOC2"/>
             <w:tabs>
-              <w:tab w:val="right" w:leader="dot" w:pos="8296"/>
+              <w:tab w:val="right" w:leader="dot" w:pos="10456"/>
             </w:tabs>
             <w:ind w:left="480"/>
             <w:rPr>
@@ -354,7 +354,7 @@
               <w14:ligatures w14:val="standardContextual"/>
             </w:rPr>
           </w:pPr>
-          <w:hyperlink w:anchor="_Toc207219597" w:history="1">
+          <w:hyperlink w:anchor="_Toc212568442" w:history="1">
             <w:r>
               <w:rPr>
                 <w:rStyle w:val="a7"/>
@@ -392,7 +392,7 @@
                 <w:noProof/>
                 <w:webHidden/>
               </w:rPr>
-              <w:instrText>PAGEREF _Toc207219597 \h</w:instrText>
+              <w:instrText>PAGEREF _Toc212568442 \h</w:instrText>
             </w:r>
             <w:r>
               <w:rPr>
@@ -423,7 +423,7 @@
                 <w:noProof/>
                 <w:webHidden/>
               </w:rPr>
-              <w:t>4</w:t>
+              <w:t>3</w:t>
             </w:r>
             <w:r>
               <w:rPr>
@@ -439,7 +439,7 @@
           <w:pPr>
             <w:pStyle w:val="TOC2"/>
             <w:tabs>
-              <w:tab w:val="right" w:leader="dot" w:pos="8296"/>
+              <w:tab w:val="right" w:leader="dot" w:pos="10456"/>
             </w:tabs>
             <w:ind w:left="480"/>
             <w:rPr>
@@ -450,7 +450,7 @@
               <w14:ligatures w14:val="standardContextual"/>
             </w:rPr>
           </w:pPr>
-          <w:hyperlink w:anchor="_Toc207219598" w:history="1">
+          <w:hyperlink w:anchor="_Toc212568443" w:history="1">
             <w:r>
               <w:rPr>
                 <w:rStyle w:val="a7"/>
@@ -488,7 +488,7 @@
                 <w:noProof/>
                 <w:webHidden/>
               </w:rPr>
-              <w:instrText>PAGEREF _Toc207219598 \h</w:instrText>
+              <w:instrText>PAGEREF _Toc212568443 \h</w:instrText>
             </w:r>
             <w:r>
               <w:rPr>
@@ -519,7 +519,7 @@
                 <w:noProof/>
                 <w:webHidden/>
               </w:rPr>
-              <w:t>6</w:t>
+              <w:t>4</w:t>
             </w:r>
             <w:r>
               <w:rPr>
@@ -535,7 +535,7 @@
           <w:pPr>
             <w:pStyle w:val="TOC2"/>
             <w:tabs>
-              <w:tab w:val="right" w:leader="dot" w:pos="8296"/>
+              <w:tab w:val="right" w:leader="dot" w:pos="10456"/>
             </w:tabs>
             <w:ind w:left="480"/>
             <w:rPr>
@@ -546,7 +546,7 @@
               <w14:ligatures w14:val="standardContextual"/>
             </w:rPr>
           </w:pPr>
-          <w:hyperlink w:anchor="_Toc207219599" w:history="1">
+          <w:hyperlink w:anchor="_Toc212568444" w:history="1">
             <w:r>
               <w:rPr>
                 <w:rStyle w:val="a7"/>
@@ -584,7 +584,7 @@
                 <w:noProof/>
                 <w:webHidden/>
               </w:rPr>
-              <w:instrText>PAGEREF _Toc207219599 \h</w:instrText>
+              <w:instrText>PAGEREF _Toc212568444 \h</w:instrText>
             </w:r>
             <w:r>
               <w:rPr>
@@ -615,7 +615,7 @@
                 <w:noProof/>
                 <w:webHidden/>
               </w:rPr>
-              <w:t>6</w:t>
+              <w:t>4</w:t>
             </w:r>
             <w:r>
               <w:rPr>
@@ -631,7 +631,7 @@
           <w:pPr>
             <w:pStyle w:val="TOC2"/>
             <w:tabs>
-              <w:tab w:val="right" w:leader="dot" w:pos="8296"/>
+              <w:tab w:val="right" w:leader="dot" w:pos="10456"/>
             </w:tabs>
             <w:ind w:left="480"/>
             <w:rPr>
@@ -642,7 +642,7 @@
               <w14:ligatures w14:val="standardContextual"/>
             </w:rPr>
           </w:pPr>
-          <w:hyperlink w:anchor="_Toc207219600" w:history="1">
+          <w:hyperlink w:anchor="_Toc212568445" w:history="1">
             <w:r>
               <w:rPr>
                 <w:rStyle w:val="a7"/>
@@ -680,7 +680,7 @@
                 <w:noProof/>
                 <w:webHidden/>
               </w:rPr>
-              <w:instrText>PAGEREF _Toc207219600 \h</w:instrText>
+              <w:instrText>PAGEREF _Toc212568445 \h</w:instrText>
             </w:r>
             <w:r>
               <w:rPr>
@@ -711,7 +711,7 @@
                 <w:noProof/>
                 <w:webHidden/>
               </w:rPr>
-              <w:t>6</w:t>
+              <w:t>4</w:t>
             </w:r>
             <w:r>
               <w:rPr>
@@ -727,7 +727,7 @@
           <w:pPr>
             <w:pStyle w:val="TOC2"/>
             <w:tabs>
-              <w:tab w:val="right" w:leader="dot" w:pos="8296"/>
+              <w:tab w:val="right" w:leader="dot" w:pos="10456"/>
             </w:tabs>
             <w:ind w:left="480"/>
             <w:rPr>
@@ -738,7 +738,7 @@
               <w14:ligatures w14:val="standardContextual"/>
             </w:rPr>
           </w:pPr>
-          <w:hyperlink w:anchor="_Toc207219601" w:history="1">
+          <w:hyperlink w:anchor="_Toc212568446" w:history="1">
             <w:r>
               <w:rPr>
                 <w:rStyle w:val="a7"/>
@@ -776,7 +776,7 @@
                 <w:noProof/>
                 <w:webHidden/>
               </w:rPr>
-              <w:instrText>PAGEREF _Toc207219601 \h</w:instrText>
+              <w:instrText>PAGEREF _Toc212568446 \h</w:instrText>
             </w:r>
             <w:r>
               <w:rPr>
@@ -807,7 +807,7 @@
                 <w:noProof/>
                 <w:webHidden/>
               </w:rPr>
-              <w:t>7</w:t>
+              <w:t>4</w:t>
             </w:r>
             <w:r>
               <w:rPr>
@@ -823,7 +823,7 @@
           <w:pPr>
             <w:pStyle w:val="TOC2"/>
             <w:tabs>
-              <w:tab w:val="right" w:leader="dot" w:pos="8296"/>
+              <w:tab w:val="right" w:leader="dot" w:pos="10456"/>
             </w:tabs>
             <w:ind w:left="480"/>
             <w:rPr>
@@ -834,14 +834,14 @@
               <w14:ligatures w14:val="standardContextual"/>
             </w:rPr>
           </w:pPr>
-          <w:hyperlink w:anchor="_Toc207219602" w:history="1">
+          <w:hyperlink w:anchor="_Toc212568447" w:history="1">
             <w:r>
               <w:rPr>
                 <w:rStyle w:val="a7"/>
                 <w:rFonts w:hint="eastAsia"/>
                 <w:noProof/>
               </w:rPr>
-              <w:t>git add</w:t>
+              <w:t>add</w:t>
             </w:r>
             <w:r>
               <w:rPr>
@@ -872,7 +872,7 @@
                 <w:noProof/>
                 <w:webHidden/>
               </w:rPr>
-              <w:instrText>PAGEREF _Toc207219602 \h</w:instrText>
+              <w:instrText>PAGEREF _Toc212568447 \h</w:instrText>
             </w:r>
             <w:r>
               <w:rPr>
@@ -903,7 +903,7 @@
                 <w:noProof/>
                 <w:webHidden/>
               </w:rPr>
-              <w:t>7</w:t>
+              <w:t>4</w:t>
             </w:r>
             <w:r>
               <w:rPr>
@@ -919,7 +919,7 @@
           <w:pPr>
             <w:pStyle w:val="TOC2"/>
             <w:tabs>
-              <w:tab w:val="right" w:leader="dot" w:pos="8296"/>
+              <w:tab w:val="right" w:leader="dot" w:pos="10456"/>
             </w:tabs>
             <w:ind w:left="480"/>
             <w:rPr>
@@ -930,14 +930,14 @@
               <w14:ligatures w14:val="standardContextual"/>
             </w:rPr>
           </w:pPr>
-          <w:hyperlink w:anchor="_Toc207219603" w:history="1">
+          <w:hyperlink w:anchor="_Toc212568448" w:history="1">
             <w:r>
               <w:rPr>
                 <w:rStyle w:val="a7"/>
                 <w:rFonts w:hint="eastAsia"/>
                 <w:noProof/>
               </w:rPr>
-              <w:t>git commit</w:t>
+              <w:t>commit</w:t>
             </w:r>
             <w:r>
               <w:rPr>
@@ -968,7 +968,7 @@
                 <w:noProof/>
                 <w:webHidden/>
               </w:rPr>
-              <w:instrText>PAGEREF _Toc207219603 \h</w:instrText>
+              <w:instrText>PAGEREF _Toc212568448 \h</w:instrText>
             </w:r>
             <w:r>
               <w:rPr>
@@ -999,7 +999,7 @@
                 <w:noProof/>
                 <w:webHidden/>
               </w:rPr>
-              <w:t>7</w:t>
+              <w:t>5</w:t>
             </w:r>
             <w:r>
               <w:rPr>
@@ -1015,7 +1015,7 @@
           <w:pPr>
             <w:pStyle w:val="TOC2"/>
             <w:tabs>
-              <w:tab w:val="right" w:leader="dot" w:pos="8296"/>
+              <w:tab w:val="right" w:leader="dot" w:pos="10456"/>
             </w:tabs>
             <w:ind w:left="480"/>
             <w:rPr>
@@ -1026,14 +1026,14 @@
               <w14:ligatures w14:val="standardContextual"/>
             </w:rPr>
           </w:pPr>
-          <w:hyperlink w:anchor="_Toc207219604" w:history="1">
+          <w:hyperlink w:anchor="_Toc212568449" w:history="1">
             <w:r>
               <w:rPr>
                 <w:rStyle w:val="a7"/>
                 <w:rFonts w:hint="eastAsia"/>
                 <w:noProof/>
               </w:rPr>
-              <w:t>git merge</w:t>
+              <w:t>merge</w:t>
             </w:r>
             <w:r>
               <w:rPr>
@@ -1064,7 +1064,7 @@
                 <w:noProof/>
                 <w:webHidden/>
               </w:rPr>
-              <w:instrText>PAGEREF _Toc207219604 \h</w:instrText>
+              <w:instrText>PAGEREF _Toc212568449 \h</w:instrText>
             </w:r>
             <w:r>
               <w:rPr>
@@ -1095,7 +1095,7 @@
                 <w:noProof/>
                 <w:webHidden/>
               </w:rPr>
-              <w:t>8</w:t>
+              <w:t>5</w:t>
             </w:r>
             <w:r>
               <w:rPr>
@@ -1111,7 +1111,7 @@
           <w:pPr>
             <w:pStyle w:val="TOC2"/>
             <w:tabs>
-              <w:tab w:val="right" w:leader="dot" w:pos="8296"/>
+              <w:tab w:val="right" w:leader="dot" w:pos="10456"/>
             </w:tabs>
             <w:ind w:left="480"/>
             <w:rPr>
@@ -1122,14 +1122,14 @@
               <w14:ligatures w14:val="standardContextual"/>
             </w:rPr>
           </w:pPr>
-          <w:hyperlink w:anchor="_Toc207219605" w:history="1">
+          <w:hyperlink w:anchor="_Toc212568450" w:history="1">
             <w:r>
               <w:rPr>
                 <w:rStyle w:val="a7"/>
                 <w:rFonts w:hint="eastAsia"/>
                 <w:noProof/>
               </w:rPr>
-              <w:t>git status</w:t>
+              <w:t>status</w:t>
             </w:r>
             <w:r>
               <w:rPr>
@@ -1160,7 +1160,7 @@
                 <w:noProof/>
                 <w:webHidden/>
               </w:rPr>
-              <w:instrText>PAGEREF _Toc207219605 \h</w:instrText>
+              <w:instrText>PAGEREF _Toc212568450 \h</w:instrText>
             </w:r>
             <w:r>
               <w:rPr>
@@ -1191,7 +1191,7 @@
                 <w:noProof/>
                 <w:webHidden/>
               </w:rPr>
-              <w:t>8</w:t>
+              <w:t>5</w:t>
             </w:r>
             <w:r>
               <w:rPr>
@@ -1237,7 +1237,7 @@
           <w:rFonts w:hint="eastAsia"/>
         </w:rPr>
       </w:pPr>
-      <w:bookmarkStart w:id="0" w:name="_Toc207219594"/>
+      <w:bookmarkStart w:id="0" w:name="_Toc212568439"/>
       <w:r>
         <w:lastRenderedPageBreak/>
         <w:t>c</w:t>
@@ -1319,7 +1319,7 @@
           <w:rFonts w:hint="eastAsia"/>
         </w:rPr>
       </w:pPr>
-      <w:bookmarkStart w:id="2" w:name="_Toc207219595"/>
+      <w:bookmarkStart w:id="2" w:name="_Toc212568440"/>
       <w:r>
         <w:t>push</w:t>
       </w:r>
@@ -1544,7 +1544,6 @@
         </w:rPr>
       </w:pPr>
       <w:r>
-        <w:lastRenderedPageBreak/>
         <w:t>请谨慎使用强制推送，因为可能会覆盖远程仓库的提交。</w:t>
       </w:r>
     </w:p>
@@ -1631,7 +1630,7 @@
           <w:rFonts w:hint="eastAsia"/>
         </w:rPr>
       </w:pPr>
-      <w:bookmarkStart w:id="3" w:name="_Toc207219596"/>
+      <w:bookmarkStart w:id="3" w:name="_Toc212568441"/>
       <w:r>
         <w:rPr>
           <w:rFonts w:hint="eastAsia"/>
@@ -1786,7 +1785,6 @@
         </w:rPr>
       </w:pPr>
       <w:r>
-        <w:lastRenderedPageBreak/>
         <w:t>git branch -d feature</w:t>
       </w:r>
     </w:p>
@@ -2053,7 +2051,7 @@
           <w:rFonts w:hint="eastAsia"/>
         </w:rPr>
       </w:pPr>
-      <w:bookmarkStart w:id="4" w:name="_Toc207219597"/>
+      <w:bookmarkStart w:id="4" w:name="_Toc212568442"/>
       <w:r>
         <w:t>stash</w:t>
       </w:r>
@@ -2382,7 +2380,7 @@
           <w:rFonts w:hint="eastAsia"/>
         </w:rPr>
       </w:pPr>
-      <w:bookmarkStart w:id="5" w:name="_Toc207219598"/>
+      <w:bookmarkStart w:id="5" w:name="_Toc212568443"/>
       <w:r>
         <w:lastRenderedPageBreak/>
         <w:t>pull</w:t>
@@ -2530,7 +2528,7 @@
           <w:rFonts w:hint="eastAsia"/>
         </w:rPr>
       </w:pPr>
-      <w:bookmarkStart w:id="6" w:name="_Toc207219599"/>
+      <w:bookmarkStart w:id="6" w:name="_Toc212568444"/>
       <w:r>
         <w:rPr>
           <w:rFonts w:hint="eastAsia"/>
@@ -2575,7 +2573,7 @@
           <w:rFonts w:hint="eastAsia"/>
         </w:rPr>
       </w:pPr>
-      <w:bookmarkStart w:id="7" w:name="_Toc207219600"/>
+      <w:bookmarkStart w:id="7" w:name="_Toc212568445"/>
       <w:r>
         <w:t>r</w:t>
       </w:r>
@@ -2693,9 +2691,8 @@
           <w:rFonts w:hint="eastAsia"/>
         </w:rPr>
       </w:pPr>
-      <w:bookmarkStart w:id="8" w:name="_Toc207219601"/>
-      <w:r>
-        <w:lastRenderedPageBreak/>
+      <w:bookmarkStart w:id="8" w:name="_Toc212568446"/>
+      <w:r>
         <w:t>f</w:t>
       </w:r>
       <w:r>
@@ -2720,6 +2717,11 @@
       </w:r>
     </w:p>
     <w:p>
+      <w:pPr>
+        <w:rPr>
+          <w:rFonts w:hint="eastAsia"/>
+        </w:rPr>
+      </w:pPr>
       <w:r>
         <w:rPr>
           <w:rFonts w:hint="eastAsia"/>
@@ -2759,17 +2761,12 @@
         </w:rPr>
       </w:pPr>
       <w:bookmarkStart w:id="9" w:name="_Toc207219483"/>
-      <w:bookmarkStart w:id="10" w:name="_Toc207219602"/>
-      <w:r>
-        <w:t xml:space="preserve">git </w:t>
-      </w:r>
-      <w:proofErr w:type="gramStart"/>
+      <w:bookmarkStart w:id="10" w:name="_Toc212568447"/>
       <w:r>
         <w:t>add</w:t>
       </w:r>
       <w:bookmarkEnd w:id="9"/>
       <w:bookmarkEnd w:id="10"/>
-      <w:proofErr w:type="gramEnd"/>
     </w:p>
     <w:p>
       <w:pPr>
@@ -2835,19 +2832,8 @@
           <w:sz w:val="22"/>
           <w14:ligatures w14:val="standardContextual"/>
         </w:rPr>
-        <w:t>git add &lt;文件</w:t>
-      </w:r>
-      <w:proofErr w:type="gramStart"/>
-      <w:r>
-        <w:rPr>
-          <w:rFonts w:hint="eastAsia"/>
-          <w:kern w:val="2"/>
-          <w:sz w:val="22"/>
-          <w14:ligatures w14:val="standardContextual"/>
-        </w:rPr>
-        <w:t>路径&gt;</w:t>
-      </w:r>
-      <w:proofErr w:type="gramEnd"/>
+        <w:t>git add &lt;文件路径&gt;</w:t>
+      </w:r>
     </w:p>
     <w:p>
       <w:pPr>
@@ -2892,19 +2878,8 @@
           <w:sz w:val="22"/>
           <w14:ligatures w14:val="standardContextual"/>
         </w:rPr>
-        <w:t>git add &lt;文件1&gt; &lt;文件2</w:t>
-      </w:r>
-      <w:proofErr w:type="gramStart"/>
-      <w:r>
-        <w:rPr>
-          <w:rFonts w:hint="eastAsia"/>
-          <w:kern w:val="2"/>
-          <w:sz w:val="22"/>
-          <w14:ligatures w14:val="standardContextual"/>
-        </w:rPr>
-        <w:t>&gt; ...</w:t>
-      </w:r>
-      <w:proofErr w:type="gramEnd"/>
+        <w:t>git add &lt;文件1&gt; &lt;文件2&gt; ...</w:t>
+      </w:r>
     </w:p>
     <w:p>
       <w:pPr>
@@ -2981,27 +2956,7 @@
           <w:sz w:val="22"/>
           <w14:ligatures w14:val="standardContextual"/>
         </w:rPr>
-        <w:t>使用一个点</w:t>
-      </w:r>
-      <w:proofErr w:type="gramStart"/>
-      <w:r>
-        <w:rPr>
-          <w:rFonts w:hint="eastAsia"/>
-          <w:kern w:val="2"/>
-          <w:sz w:val="22"/>
-          <w14:ligatures w14:val="standardContextual"/>
-        </w:rPr>
-        <w:t xml:space="preserve"> .</w:t>
-      </w:r>
-      <w:proofErr w:type="gramEnd"/>
-      <w:r>
-        <w:rPr>
-          <w:rFonts w:hint="eastAsia"/>
-          <w:kern w:val="2"/>
-          <w:sz w:val="22"/>
-          <w14:ligatures w14:val="standardContextual"/>
-        </w:rPr>
-        <w:t xml:space="preserve"> 表示当前目录及其下的所有子目录中的修改都将被添加到暂存区。这包括新文件（未跟踪的文件）和已修改但尚未暂存的文件。</w:t>
+        <w:t>使用一个点 . 表示当前目录及其下的所有子目录中的修改都将被添加到暂存区。这包括新文件（未跟踪的文件）和已修改但尚未暂存的文件。</w:t>
       </w:r>
     </w:p>
     <w:p>
@@ -3045,6 +3000,7 @@
           <w:sz w:val="22"/>
           <w14:ligatures w14:val="standardContextual"/>
         </w:rPr>
+        <w:lastRenderedPageBreak/>
         <w:t>git add -</w:t>
       </w:r>
       <w:proofErr w:type="spellStart"/>
@@ -3123,19 +3079,8 @@
           <w:sz w:val="22"/>
           <w14:ligatures w14:val="standardContextual"/>
         </w:rPr>
-        <w:t>git add -p &lt;文件</w:t>
-      </w:r>
-      <w:proofErr w:type="gramStart"/>
-      <w:r>
-        <w:rPr>
-          <w:rFonts w:hint="eastAsia"/>
-          <w:kern w:val="2"/>
-          <w:sz w:val="22"/>
-          <w14:ligatures w14:val="standardContextual"/>
-        </w:rPr>
-        <w:t>路径&gt;</w:t>
-      </w:r>
-      <w:proofErr w:type="gramEnd"/>
+        <w:t>git add -p &lt;文件路径&gt;</w:t>
+      </w:r>
     </w:p>
     <w:p>
       <w:pPr>
@@ -3166,17 +3111,12 @@
         </w:rPr>
       </w:pPr>
       <w:bookmarkStart w:id="11" w:name="_Toc207219484"/>
-      <w:bookmarkStart w:id="12" w:name="_Toc207219603"/>
-      <w:r>
-        <w:t xml:space="preserve">git </w:t>
-      </w:r>
-      <w:proofErr w:type="gramStart"/>
+      <w:bookmarkStart w:id="12" w:name="_Toc212568448"/>
       <w:r>
         <w:t>commit</w:t>
       </w:r>
       <w:bookmarkEnd w:id="11"/>
       <w:bookmarkEnd w:id="12"/>
-      <w:proofErr w:type="gramEnd"/>
     </w:p>
     <w:p>
       <w:pPr>
@@ -3217,19 +3157,8 @@
           <w:sz w:val="22"/>
           <w14:ligatures w14:val="standardContextual"/>
         </w:rPr>
-        <w:t>git commit -m "提交</w:t>
-      </w:r>
-      <w:proofErr w:type="gramStart"/>
-      <w:r>
-        <w:rPr>
-          <w:rFonts w:hint="eastAsia"/>
-          <w:kern w:val="2"/>
-          <w:sz w:val="22"/>
-          <w14:ligatures w14:val="standardContextual"/>
-        </w:rPr>
-        <w:t>信息"</w:t>
-      </w:r>
-      <w:proofErr w:type="gramEnd"/>
+        <w:t>git commit -m "提交信息"</w:t>
+      </w:r>
     </w:p>
     <w:p>
       <w:pPr>
@@ -3274,7 +3203,6 @@
           <w:sz w:val="22"/>
           <w14:ligatures w14:val="standardContextual"/>
         </w:rPr>
-        <w:lastRenderedPageBreak/>
         <w:t>提交流程</w:t>
       </w:r>
     </w:p>
@@ -3349,9 +3277,9 @@
         </w:rPr>
       </w:pPr>
       <w:bookmarkStart w:id="13" w:name="_Toc207219485"/>
-      <w:bookmarkStart w:id="14" w:name="_Toc207219604"/>
-      <w:r>
-        <w:t>git merge</w:t>
+      <w:bookmarkStart w:id="14" w:name="_Toc212568449"/>
+      <w:r>
+        <w:t>merge</w:t>
       </w:r>
       <w:bookmarkEnd w:id="13"/>
       <w:bookmarkEnd w:id="14"/>
@@ -3460,9 +3388,12 @@
         </w:rPr>
       </w:pPr>
       <w:bookmarkStart w:id="15" w:name="_Toc207219486"/>
-      <w:bookmarkStart w:id="16" w:name="_Toc207219605"/>
-      <w:r>
-        <w:t>git status</w:t>
+      <w:bookmarkStart w:id="16" w:name="_Toc212568450"/>
+      <w:r>
+        <w:t>s</w:t>
+      </w:r>
+      <w:r>
+        <w:t>tatus</w:t>
       </w:r>
       <w:bookmarkEnd w:id="15"/>
       <w:bookmarkEnd w:id="16"/>
@@ -3594,6 +3525,7 @@
           <w:sz w:val="22"/>
           <w14:ligatures w14:val="standardContextual"/>
         </w:rPr>
+        <w:lastRenderedPageBreak/>
         <w:t>未跟踪的文件（Untracked files）：列出 Git 中从未被跟踪过的文件，即新文件，Git 不知道该如何处理这些文件。</w:t>
       </w:r>
     </w:p>
@@ -3618,12 +3550,18 @@
         <w:t>没有变化的分支提示：如果工作目录是干净的，没有任何未提交的更改或未跟踪的文件，它会提示“nothing to commit, working tree clean”。</w:t>
       </w:r>
     </w:p>
-    <w:p/>
+    <w:p>
+      <w:pPr>
+        <w:rPr>
+          <w:rFonts w:hint="eastAsia"/>
+        </w:rPr>
+      </w:pPr>
+    </w:p>
     <w:sectPr>
       <w:pgSz w:w="11906" w:h="16838"/>
-      <w:pgMar w:top="1440" w:right="1800" w:bottom="1440" w:left="1800" w:header="851" w:footer="992" w:gutter="0"/>
+      <w:pgMar w:top="720" w:right="720" w:bottom="720" w:left="720" w:header="851" w:footer="992" w:gutter="0"/>
       <w:cols w:space="425"/>
-      <w:docGrid w:type="lines" w:linePitch="312"/>
+      <w:docGrid w:type="lines" w:linePitch="326"/>
     </w:sectPr>
   </w:body>
 </w:document>
